--- a/docs/phase11-deliverables/MHTS-ERP_CA_Compliance_Pack_FINAL.docx
+++ b/docs/phase11-deliverables/MHTS-ERP_CA_Compliance_Pack_FINAL.docx
@@ -348,7 +348,7 @@
                 <w:sz w:val="20"/>
                 <w:szCs w:val="20"/>
               </w:rPr>
-              <w:t xml:space="preserve">Section 1.1 below lists four items our own internal review process surfaced that need YOUR judgement before the rest of this pack can be relied on with full confidence. They are not buried in the checklist — please look at them before anything else.</w:t>
+              <w:t xml:space="preserve">Section 1.1 records two items our internal review found and fixed before this pack reached you. Section 1.2 lists the items that still need YOUR judgement. Please look at 1.2 before anything else.</w:t>
             </w:r>
           </w:p>
         </w:tc>
@@ -368,7 +368,7 @@
           <w:sz w:val="24"/>
           <w:szCs w:val="24"/>
         </w:rPr>
-        <w:t xml:space="preserve">1.1 Items Needing Your Judgement Before Broad Reliance</w:t>
+        <w:t xml:space="preserve">1.1 Items Found and Already Fixed in This Build</w:t>
       </w:r>
     </w:p>
     <w:p>
@@ -382,7 +382,229 @@
           <w:sz w:val="21"/>
           <w:szCs w:val="21"/>
         </w:rPr>
-        <w:t xml:space="preserve">In addition to the disclosed simplifications in Section 4, an internal adversarial review (a simulated CA-persona code read, performed as extra due diligence before this pack reached you) surfaced four items that are not simple disclosures — they are places where either the software's behavior needs your ruling, or a real statutory nuance is not yet modeled at all. Full detail on each is in our internal working notes; summarized here:</w:t>
+        <w:t xml:space="preserve">An internal adversarial review (a simulated CA-persona code read, performed as extra due diligence before this pack reached you) found two real formula gaps — not just disclosed simplifications, but places where the code computed a wrong number. Both were fixed and covered with new automated regression tests before this pack was finalized:</w:t>
+      </w:r>
+    </w:p>
+    <w:tbl>
+      <w:tblPr>
+        <w:tblW w:type="dxa" w:w="9026"/>
+        <w:tblBorders>
+          <w:top w:val="single" w:color="D1D5DB" w:sz="4"/>
+          <w:left w:val="single" w:color="D1D5DB" w:sz="4"/>
+          <w:bottom w:val="single" w:color="D1D5DB" w:sz="4"/>
+          <w:right w:val="single" w:color="D1D5DB" w:sz="4"/>
+          <w:insideH w:val="single" w:color="E5E7EB" w:sz="4"/>
+          <w:insideV w:val="single" w:color="E5E7EB" w:sz="4"/>
+        </w:tblBorders>
+      </w:tblPr>
+      <w:tblGrid>
+        <w:gridCol w:w="3610"/>
+        <w:gridCol w:w="5416"/>
+      </w:tblGrid>
+      <w:tr>
+        <w:trPr>
+          <w:tblHeader/>
+        </w:trPr>
+        <w:tc>
+          <w:tcPr>
+            <w:tcW w:type="dxa" w:w="3610"/>
+            <w:shd w:fill="2563EB" w:color="auto" w:val="clear"/>
+            <w:tcMar>
+              <w:top w:type="dxa" w:w="80"/>
+              <w:left w:type="dxa" w:w="100"/>
+              <w:bottom w:type="dxa" w:w="80"/>
+              <w:right w:type="dxa" w:w="100"/>
+            </w:tcMar>
+          </w:tcPr>
+          <w:p>
+            <w:pPr>
+              <w:jc w:val="left"/>
+            </w:pPr>
+            <w:r>
+              <w:rPr>
+                <w:rFonts w:ascii="Calibri" w:cs="Calibri" w:eastAsia="Calibri" w:hAnsi="Calibri"/>
+                <w:b/>
+                <w:bCs/>
+                <w:color w:val="FFFFFF"/>
+                <w:sz w:val="18"/>
+                <w:szCs w:val="18"/>
+              </w:rPr>
+              <w:t xml:space="preserve">Item</w:t>
+            </w:r>
+          </w:p>
+        </w:tc>
+        <w:tc>
+          <w:tcPr>
+            <w:tcW w:type="dxa" w:w="5416"/>
+            <w:shd w:fill="2563EB" w:color="auto" w:val="clear"/>
+            <w:tcMar>
+              <w:top w:type="dxa" w:w="80"/>
+              <w:left w:type="dxa" w:w="100"/>
+              <w:bottom w:type="dxa" w:w="80"/>
+              <w:right w:type="dxa" w:w="100"/>
+            </w:tcMar>
+          </w:tcPr>
+          <w:p>
+            <w:pPr>
+              <w:jc w:val="left"/>
+            </w:pPr>
+            <w:r>
+              <w:rPr>
+                <w:rFonts w:ascii="Calibri" w:cs="Calibri" w:eastAsia="Calibri" w:hAnsi="Calibri"/>
+                <w:b/>
+                <w:bCs/>
+                <w:color w:val="FFFFFF"/>
+                <w:sz w:val="18"/>
+                <w:szCs w:val="18"/>
+              </w:rPr>
+              <w:t xml:space="preserve">What was wrong, and the fix</w:t>
+            </w:r>
+          </w:p>
+        </w:tc>
+      </w:tr>
+      <w:tr>
+        <w:tc>
+          <w:tcPr>
+            <w:tcW w:type="dxa" w:w="3610"/>
+            <w:shd w:fill="FFFFFF" w:color="auto" w:val="clear"/>
+            <w:tcMar>
+              <w:top w:type="dxa" w:w="70"/>
+              <w:left w:type="dxa" w:w="100"/>
+              <w:bottom w:type="dxa" w:w="70"/>
+              <w:right w:type="dxa" w:w="100"/>
+            </w:tcMar>
+          </w:tcPr>
+          <w:p>
+            <w:pPr>
+              <w:jc w:val="left"/>
+            </w:pPr>
+            <w:r>
+              <w:rPr>
+                <w:rFonts w:ascii="Calibri" w:cs="Calibri" w:eastAsia="Calibri" w:hAnsi="Calibri"/>
+                <w:color w:val="111827"/>
+                <w:sz w:val="18"/>
+                <w:szCs w:val="18"/>
+              </w:rPr>
+              <w:t xml:space="preserve">ESI contribution-period continuity</w:t>
+            </w:r>
+          </w:p>
+        </w:tc>
+        <w:tc>
+          <w:tcPr>
+            <w:tcW w:type="dxa" w:w="5416"/>
+            <w:shd w:fill="FFFFFF" w:color="auto" w:val="clear"/>
+            <w:tcMar>
+              <w:top w:type="dxa" w:w="70"/>
+              <w:left w:type="dxa" w:w="100"/>
+              <w:bottom w:type="dxa" w:w="70"/>
+              <w:right w:type="dxa" w:w="100"/>
+            </w:tcMar>
+          </w:tcPr>
+          <w:p>
+            <w:pPr>
+              <w:jc w:val="left"/>
+            </w:pPr>
+            <w:r>
+              <w:rPr>
+                <w:rFonts w:ascii="Calibri" w:cs="Calibri" w:eastAsia="Calibri" w:hAnsi="Calibri"/>
+                <w:color w:val="111827"/>
+                <w:sz w:val="18"/>
+                <w:szCs w:val="18"/>
+              </w:rPr>
+              <w:t xml:space="preserve">ESI applicability was being re-evaluated every payroll run instead of honoring the law's 6-month contribution-period rule (once covered, an employee stays covered for the rest of the period even if a mid-period raise crosses the wage ceiling). Fixed: the payroll engine now checks whether ESI applied earlier in the same Apr–Sep/Oct–Mar period and, if so, keeps the employee covered (uncapped) for the rest of it.</w:t>
+            </w:r>
+          </w:p>
+        </w:tc>
+      </w:tr>
+      <w:tr>
+        <w:tc>
+          <w:tcPr>
+            <w:tcW w:type="dxa" w:w="3610"/>
+            <w:shd w:fill="F9FAFB" w:color="auto" w:val="clear"/>
+            <w:tcMar>
+              <w:top w:type="dxa" w:w="70"/>
+              <w:left w:type="dxa" w:w="100"/>
+              <w:bottom w:type="dxa" w:w="70"/>
+              <w:right w:type="dxa" w:w="100"/>
+            </w:tcMar>
+          </w:tcPr>
+          <w:p>
+            <w:pPr>
+              <w:jc w:val="left"/>
+            </w:pPr>
+            <w:r>
+              <w:rPr>
+                <w:rFonts w:ascii="Calibri" w:cs="Calibri" w:eastAsia="Calibri" w:hAnsi="Calibri"/>
+                <w:color w:val="111827"/>
+                <w:sz w:val="18"/>
+                <w:szCs w:val="18"/>
+              </w:rPr>
+              <w:t xml:space="preserve">Section 87A marginal relief</w:t>
+            </w:r>
+          </w:p>
+        </w:tc>
+        <w:tc>
+          <w:tcPr>
+            <w:tcW w:type="dxa" w:w="5416"/>
+            <w:shd w:fill="F9FAFB" w:color="auto" w:val="clear"/>
+            <w:tcMar>
+              <w:top w:type="dxa" w:w="70"/>
+              <w:left w:type="dxa" w:w="100"/>
+              <w:bottom w:type="dxa" w:w="70"/>
+              <w:right w:type="dxa" w:w="100"/>
+            </w:tcMar>
+          </w:tcPr>
+          <w:p>
+            <w:pPr>
+              <w:jc w:val="left"/>
+            </w:pPr>
+            <w:r>
+              <w:rPr>
+                <w:rFonts w:ascii="Calibri" w:cs="Calibri" w:eastAsia="Calibri" w:hAnsi="Calibri"/>
+                <w:color w:val="111827"/>
+                <w:sz w:val="18"/>
+                <w:szCs w:val="18"/>
+              </w:rPr>
+              <w:t xml:space="preserve">The rebate was a hard cliff at ₹12,00,000 net taxable income — a rupee over the threshold jumped straight to full slab tax, with no marginal-relief smoothing. Fixed: tax for income just above the threshold is now capped at the amount by which income exceeds it, matching the statutory marginal-relief provision.</w:t>
+            </w:r>
+          </w:p>
+        </w:tc>
+      </w:tr>
+    </w:tbl>
+    <w:p>
+      <w:pPr>
+        <w:spacing w:after="120"/>
+      </w:pPr>
+    </w:p>
+    <w:p>
+      <w:pPr>
+        <w:pStyle w:val="Heading2"/>
+        <w:spacing w:after="120" w:before="260"/>
+      </w:pPr>
+      <w:r>
+        <w:rPr>
+          <w:rFonts w:ascii="Calibri" w:cs="Calibri" w:eastAsia="Calibri" w:hAnsi="Calibri"/>
+          <w:b/>
+          <w:bCs/>
+          <w:color w:val="111827"/>
+          <w:sz w:val="24"/>
+          <w:szCs w:val="24"/>
+        </w:rPr>
+        <w:t xml:space="preserve">1.2 Items Still Needing Your Judgement Before Broad Reliance</w:t>
+      </w:r>
+    </w:p>
+    <w:p>
+      <w:pPr>
+        <w:spacing w:after="140"/>
+      </w:pPr>
+      <w:r>
+        <w:rPr>
+          <w:rFonts w:ascii="Calibri" w:cs="Calibri" w:eastAsia="Calibri" w:hAnsi="Calibri"/>
+          <w:color w:val="111827"/>
+          <w:sz w:val="21"/>
+          <w:szCs w:val="21"/>
+        </w:rPr>
+        <w:t xml:space="preserve">These remain open and need your input — either a ruling on which of two defensible behaviors is correct, or confirmation that a gap is acceptable for your client base:</w:t>
       </w:r>
     </w:p>
     <w:tbl>
@@ -540,7 +762,7 @@
                 <w:sz w:val="18"/>
                 <w:szCs w:val="18"/>
               </w:rPr>
-              <w:t xml:space="preserve">GSTR-3B's net-payable calculation currently allows a self-assessed reverse-charge (RCM) purchase's input tax, once marked eligible, to enter the SAME period's set-off against output liability.</w:t>
+              <w:t xml:space="preserve">GSTR-3B's net-payable calculation now EXCLUDES a self-assessed reverse-charge (RCM) purchase's input tax from the same period's set-off against output liability (the conservative reading, and what this document has always described) — but current practice in some cases allows claiming that credit in the same period once the RCM liability is paid in cash.</w:t>
             </w:r>
           </w:p>
         </w:tc>
@@ -566,7 +788,7 @@
                 <w:sz w:val="18"/>
                 <w:szCs w:val="18"/>
               </w:rPr>
-              <w:t xml:space="preserve">Confirm whether this is the correct current-law treatment for your client base, or whether RCM credit must be tracked and reported one step removed from the main set-off.</w:t>
+              <w:t xml:space="preserve">Confirm whether the conservative exclusion is correct for your client base, or whether the app should instead let RCM credit into the same-period set-off once paid.</w:t>
             </w:r>
           </w:p>
         </w:tc>
@@ -595,166 +817,6 @@
                 <w:szCs w:val="18"/>
               </w:rPr>
               <w:t xml:space="preserve">2</w:t>
-            </w:r>
-          </w:p>
-        </w:tc>
-        <w:tc>
-          <w:tcPr>
-            <w:tcW w:type="dxa" w:w="5596"/>
-            <w:shd w:fill="F9FAFB" w:color="auto" w:val="clear"/>
-            <w:tcMar>
-              <w:top w:type="dxa" w:w="70"/>
-              <w:left w:type="dxa" w:w="100"/>
-              <w:bottom w:type="dxa" w:w="70"/>
-              <w:right w:type="dxa" w:w="100"/>
-            </w:tcMar>
-          </w:tcPr>
-          <w:p>
-            <w:pPr>
-              <w:jc w:val="left"/>
-            </w:pPr>
-            <w:r>
-              <w:rPr>
-                <w:rFonts w:ascii="Calibri" w:cs="Calibri" w:eastAsia="Calibri" w:hAnsi="Calibri"/>
-                <w:color w:val="111827"/>
-                <w:sz w:val="18"/>
-                <w:szCs w:val="18"/>
-              </w:rPr>
-              <w:t xml:space="preserve">ESI applicability is re-evaluated every payroll run rather than honoring the law's 6-month contribution-period continuity rule — a mid-period raise can drop an employee out of ESI immediately instead of at the period boundary.</w:t>
-            </w:r>
-          </w:p>
-        </w:tc>
-        <w:tc>
-          <w:tcPr>
-            <w:tcW w:type="dxa" w:w="2708"/>
-            <w:shd w:fill="F9FAFB" w:color="auto" w:val="clear"/>
-            <w:tcMar>
-              <w:top w:type="dxa" w:w="70"/>
-              <w:left w:type="dxa" w:w="100"/>
-              <w:bottom w:type="dxa" w:w="70"/>
-              <w:right w:type="dxa" w:w="100"/>
-            </w:tcMar>
-          </w:tcPr>
-          <w:p>
-            <w:pPr>
-              <w:jc w:val="left"/>
-            </w:pPr>
-            <w:r>
-              <w:rPr>
-                <w:rFonts w:ascii="Calibri" w:cs="Calibri" w:eastAsia="Calibri" w:hAnsi="Calibri"/>
-                <w:color w:val="111827"/>
-                <w:sz w:val="18"/>
-                <w:szCs w:val="18"/>
-              </w:rPr>
-              <w:t xml:space="preserve">Confirm the practical impact for clients who give raises outside the April/October cycle; this is on our list to fix in code, flagging here so it is not silently relied upon meanwhile.</w:t>
-            </w:r>
-          </w:p>
-        </w:tc>
-      </w:tr>
-      <w:tr>
-        <w:tc>
-          <w:tcPr>
-            <w:tcW w:type="dxa" w:w="722"/>
-            <w:shd w:fill="FFFFFF" w:color="auto" w:val="clear"/>
-            <w:tcMar>
-              <w:top w:type="dxa" w:w="70"/>
-              <w:left w:type="dxa" w:w="100"/>
-              <w:bottom w:type="dxa" w:w="70"/>
-              <w:right w:type="dxa" w:w="100"/>
-            </w:tcMar>
-          </w:tcPr>
-          <w:p>
-            <w:pPr>
-              <w:jc w:val="left"/>
-            </w:pPr>
-            <w:r>
-              <w:rPr>
-                <w:rFonts w:ascii="Calibri" w:cs="Calibri" w:eastAsia="Calibri" w:hAnsi="Calibri"/>
-                <w:color w:val="111827"/>
-                <w:sz w:val="18"/>
-                <w:szCs w:val="18"/>
-              </w:rPr>
-              <w:t xml:space="preserve">3</w:t>
-            </w:r>
-          </w:p>
-        </w:tc>
-        <w:tc>
-          <w:tcPr>
-            <w:tcW w:type="dxa" w:w="5596"/>
-            <w:shd w:fill="FFFFFF" w:color="auto" w:val="clear"/>
-            <w:tcMar>
-              <w:top w:type="dxa" w:w="70"/>
-              <w:left w:type="dxa" w:w="100"/>
-              <w:bottom w:type="dxa" w:w="70"/>
-              <w:right w:type="dxa" w:w="100"/>
-            </w:tcMar>
-          </w:tcPr>
-          <w:p>
-            <w:pPr>
-              <w:jc w:val="left"/>
-            </w:pPr>
-            <w:r>
-              <w:rPr>
-                <w:rFonts w:ascii="Calibri" w:cs="Calibri" w:eastAsia="Calibri" w:hAnsi="Calibri"/>
-                <w:color w:val="111827"/>
-                <w:sz w:val="18"/>
-                <w:szCs w:val="18"/>
-              </w:rPr>
-              <w:t xml:space="preserve">The Section 87A rebate is computed as a hard cliff at ₹12,00,000 net taxable income, without the marginal-relief smoothing the law provides for income just above that threshold.</w:t>
-            </w:r>
-          </w:p>
-        </w:tc>
-        <w:tc>
-          <w:tcPr>
-            <w:tcW w:type="dxa" w:w="2708"/>
-            <w:shd w:fill="FFFFFF" w:color="auto" w:val="clear"/>
-            <w:tcMar>
-              <w:top w:type="dxa" w:w="70"/>
-              <w:left w:type="dxa" w:w="100"/>
-              <w:bottom w:type="dxa" w:w="70"/>
-              <w:right w:type="dxa" w:w="100"/>
-            </w:tcMar>
-          </w:tcPr>
-          <w:p>
-            <w:pPr>
-              <w:jc w:val="left"/>
-            </w:pPr>
-            <w:r>
-              <w:rPr>
-                <w:rFonts w:ascii="Calibri" w:cs="Calibri" w:eastAsia="Calibri" w:hAnsi="Calibri"/>
-                <w:color w:val="111827"/>
-                <w:sz w:val="18"/>
-                <w:szCs w:val="18"/>
-              </w:rPr>
-              <w:t xml:space="preserve">Confirm the materiality for your client base; a fix is planned, flagging so no employee near this exact income band is filed on today's figure without a manual check.</w:t>
-            </w:r>
-          </w:p>
-        </w:tc>
-      </w:tr>
-      <w:tr>
-        <w:tc>
-          <w:tcPr>
-            <w:tcW w:type="dxa" w:w="722"/>
-            <w:shd w:fill="F9FAFB" w:color="auto" w:val="clear"/>
-            <w:tcMar>
-              <w:top w:type="dxa" w:w="70"/>
-              <w:left w:type="dxa" w:w="100"/>
-              <w:bottom w:type="dxa" w:w="70"/>
-              <w:right w:type="dxa" w:w="100"/>
-            </w:tcMar>
-          </w:tcPr>
-          <w:p>
-            <w:pPr>
-              <w:jc w:val="left"/>
-            </w:pPr>
-            <w:r>
-              <w:rPr>
-                <w:rFonts w:ascii="Calibri" w:cs="Calibri" w:eastAsia="Calibri" w:hAnsi="Calibri"/>
-                <w:color w:val="111827"/>
-                <w:sz w:val="18"/>
-                <w:szCs w:val="18"/>
-              </w:rPr>
-              <w:t xml:space="preserve">4</w:t>
             </w:r>
           </w:p>
         </w:tc>
@@ -4858,7 +4920,7 @@
           <w:sz w:val="21"/>
           <w:szCs w:val="21"/>
         </w:rPr>
-        <w:t xml:space="preserve">Every row below is a deliberate, disclosed scope choice. Please initial each row to confirm it is acceptable for your client base, or note what needs to change before go-live. Rows S17–S20 are new — added after our own internal adversarial review, described in Section 1.1.</w:t>
+        <w:t xml:space="preserve">Every row below is a deliberate, disclosed scope choice. Please initial each row to confirm it is acceptable for your client base, or note what needs to change before go-live. Rows S17–S18 are new — added after our own internal adversarial review (Section 1.2); two further items that review found (ESI contribution-period continuity, Section 87A marginal relief) have already been fixed in code and are recorded in Section 1.1 instead, since they are no longer simplifications requiring sign-off.</w:t>
       </w:r>
     </w:p>
     <w:tbl>
@@ -6377,166 +6439,6 @@
                 <w:szCs w:val="18"/>
               </w:rPr>
               <w:t xml:space="preserve">Vendor TDS: the TDS section is entirely manually tagged per invoice with no validation against an omitted deduction.</w:t>
-            </w:r>
-          </w:p>
-        </w:tc>
-        <w:tc>
-          <w:tcPr>
-            <w:tcW w:type="dxa" w:w="1625"/>
-            <w:shd w:fill="F9FAFB" w:color="auto" w:val="clear"/>
-            <w:tcMar>
-              <w:top w:type="dxa" w:w="70"/>
-              <w:left w:type="dxa" w:w="100"/>
-              <w:bottom w:type="dxa" w:w="70"/>
-              <w:right w:type="dxa" w:w="100"/>
-            </w:tcMar>
-          </w:tcPr>
-          <w:p>
-            <w:pPr>
-              <w:jc w:val="center"/>
-            </w:pPr>
-            <w:r>
-              <w:rPr>
-                <w:rFonts w:ascii="Calibri" w:cs="Calibri" w:eastAsia="Calibri" w:hAnsi="Calibri"/>
-                <w:color w:val="111827"/>
-                <w:sz w:val="18"/>
-                <w:szCs w:val="18"/>
-              </w:rPr>
-              <w:t xml:space="preserve"/>
-            </w:r>
-          </w:p>
-        </w:tc>
-      </w:tr>
-      <w:tr>
-        <w:tc>
-          <w:tcPr>
-            <w:tcW w:type="dxa" w:w="722"/>
-            <w:shd w:fill="FFFFFF" w:color="auto" w:val="clear"/>
-            <w:tcMar>
-              <w:top w:type="dxa" w:w="70"/>
-              <w:left w:type="dxa" w:w="100"/>
-              <w:bottom w:type="dxa" w:w="70"/>
-              <w:right w:type="dxa" w:w="100"/>
-            </w:tcMar>
-          </w:tcPr>
-          <w:p>
-            <w:pPr>
-              <w:jc w:val="left"/>
-            </w:pPr>
-            <w:r>
-              <w:rPr>
-                <w:rFonts w:ascii="Calibri" w:cs="Calibri" w:eastAsia="Calibri" w:hAnsi="Calibri"/>
-                <w:color w:val="111827"/>
-                <w:sz w:val="18"/>
-                <w:szCs w:val="18"/>
-              </w:rPr>
-              <w:t xml:space="preserve">S19</w:t>
-            </w:r>
-          </w:p>
-        </w:tc>
-        <w:tc>
-          <w:tcPr>
-            <w:tcW w:type="dxa" w:w="6679"/>
-            <w:shd w:fill="FFFFFF" w:color="auto" w:val="clear"/>
-            <w:tcMar>
-              <w:top w:type="dxa" w:w="70"/>
-              <w:left w:type="dxa" w:w="100"/>
-              <w:bottom w:type="dxa" w:w="70"/>
-              <w:right w:type="dxa" w:w="100"/>
-            </w:tcMar>
-          </w:tcPr>
-          <w:p>
-            <w:pPr>
-              <w:jc w:val="left"/>
-            </w:pPr>
-            <w:r>
-              <w:rPr>
-                <w:rFonts w:ascii="Calibri" w:cs="Calibri" w:eastAsia="Calibri" w:hAnsi="Calibri"/>
-                <w:color w:val="111827"/>
-                <w:sz w:val="18"/>
-                <w:szCs w:val="18"/>
-              </w:rPr>
-              <w:t xml:space="preserve">Payroll: ESI applicability is re-evaluated every run rather than honoring the 6-month contribution-period continuity rule.</w:t>
-            </w:r>
-          </w:p>
-        </w:tc>
-        <w:tc>
-          <w:tcPr>
-            <w:tcW w:type="dxa" w:w="1625"/>
-            <w:shd w:fill="FFFFFF" w:color="auto" w:val="clear"/>
-            <w:tcMar>
-              <w:top w:type="dxa" w:w="70"/>
-              <w:left w:type="dxa" w:w="100"/>
-              <w:bottom w:type="dxa" w:w="70"/>
-              <w:right w:type="dxa" w:w="100"/>
-            </w:tcMar>
-          </w:tcPr>
-          <w:p>
-            <w:pPr>
-              <w:jc w:val="center"/>
-            </w:pPr>
-            <w:r>
-              <w:rPr>
-                <w:rFonts w:ascii="Calibri" w:cs="Calibri" w:eastAsia="Calibri" w:hAnsi="Calibri"/>
-                <w:color w:val="111827"/>
-                <w:sz w:val="18"/>
-                <w:szCs w:val="18"/>
-              </w:rPr>
-              <w:t xml:space="preserve"/>
-            </w:r>
-          </w:p>
-        </w:tc>
-      </w:tr>
-      <w:tr>
-        <w:tc>
-          <w:tcPr>
-            <w:tcW w:type="dxa" w:w="722"/>
-            <w:shd w:fill="F9FAFB" w:color="auto" w:val="clear"/>
-            <w:tcMar>
-              <w:top w:type="dxa" w:w="70"/>
-              <w:left w:type="dxa" w:w="100"/>
-              <w:bottom w:type="dxa" w:w="70"/>
-              <w:right w:type="dxa" w:w="100"/>
-            </w:tcMar>
-          </w:tcPr>
-          <w:p>
-            <w:pPr>
-              <w:jc w:val="left"/>
-            </w:pPr>
-            <w:r>
-              <w:rPr>
-                <w:rFonts w:ascii="Calibri" w:cs="Calibri" w:eastAsia="Calibri" w:hAnsi="Calibri"/>
-                <w:color w:val="111827"/>
-                <w:sz w:val="18"/>
-                <w:szCs w:val="18"/>
-              </w:rPr>
-              <w:t xml:space="preserve">S20</w:t>
-            </w:r>
-          </w:p>
-        </w:tc>
-        <w:tc>
-          <w:tcPr>
-            <w:tcW w:type="dxa" w:w="6679"/>
-            <w:shd w:fill="F9FAFB" w:color="auto" w:val="clear"/>
-            <w:tcMar>
-              <w:top w:type="dxa" w:w="70"/>
-              <w:left w:type="dxa" w:w="100"/>
-              <w:bottom w:type="dxa" w:w="70"/>
-              <w:right w:type="dxa" w:w="100"/>
-            </w:tcMar>
-          </w:tcPr>
-          <w:p>
-            <w:pPr>
-              <w:jc w:val="left"/>
-            </w:pPr>
-            <w:r>
-              <w:rPr>
-                <w:rFonts w:ascii="Calibri" w:cs="Calibri" w:eastAsia="Calibri" w:hAnsi="Calibri"/>
-                <w:color w:val="111827"/>
-                <w:sz w:val="18"/>
-                <w:szCs w:val="18"/>
-              </w:rPr>
-              <w:t xml:space="preserve">Payroll: Section 87A rebate is a hard cliff at ₹12,00,000, without the marginal-relief smoothing the law provides just above it.</w:t>
             </w:r>
           </w:p>
         </w:tc>

--- a/docs/phase11-deliverables/MHTS-ERP_CA_Compliance_Pack_FINAL.docx
+++ b/docs/phase11-deliverables/MHTS-ERP_CA_Compliance_Pack_FINAL.docx
@@ -7257,10 +7257,7 @@
       <w:pBdr>
         <w:top w:val="single" w:color="D1D5DB" w:sz="4" w:space="6"/>
       </w:pBdr>
-      <w:tabs>
-        <w:tab w:val="right" w:pos="9026"/>
-      </w:tabs>
-      <w:spacing w:before="120"/>
+      <w:spacing w:after="40" w:before="120"/>
     </w:pPr>
     <w:r>
       <w:rPr>
@@ -7269,22 +7266,7 @@
         <w:sz w:val="14"/>
         <w:szCs w:val="14"/>
       </w:rPr>
-      <w:t xml:space="preserve">MHTSdigiXR • KoodaldigiXS • Maanagarram Hi Tech Solutions • Confidential &amp; Proprietary</w:t>
-    </w:r>
-    <w:r>
-      <w:rPr>
-        <w:rFonts w:ascii="Calibri" w:cs="Calibri" w:eastAsia="Calibri" w:hAnsi="Calibri"/>
-      </w:rPr>
-      <w:t xml:space="preserve">	</w:t>
-    </w:r>
-    <w:r>
-      <w:rPr>
-        <w:rFonts w:ascii="Calibri" w:cs="Calibri" w:eastAsia="Calibri" w:hAnsi="Calibri"/>
-        <w:color w:val="6B7280"/>
-        <w:sz w:val="14"/>
-        <w:szCs w:val="14"/>
-      </w:rPr>
-      <w:t xml:space="preserve">Page </w:t>
+      <w:t xml:space="preserve">MHTSdigiXR • KoodaldigiXS • Maanagarram Hi Tech Solutions • Confidential &amp; Proprietary • Page </w:t>
     </w:r>
     <w:r>
       <w:rPr>
@@ -7298,6 +7280,11 @@
       <w:fldChar w:fldCharType="separate"/>
       <w:fldChar w:fldCharType="end"/>
     </w:r>
+  </w:p>
+  <w:p>
+    <w:pPr>
+      <w:spacing w:after="40"/>
+    </w:pPr>
     <w:r>
       <w:rPr>
         <w:rFonts w:ascii="Calibri" w:cs="Calibri" w:eastAsia="Calibri" w:hAnsi="Calibri"/>
@@ -7305,8 +7292,13 @@
         <w:sz w:val="14"/>
         <w:szCs w:val="14"/>
       </w:rPr>
-      <w:t xml:space="preserve"> of </w:t>
+      <w:t xml:space="preserve">No 4056, 5th Main Road, Ayyapakam, Chennai, Tamil Nadu, India – 600077</w:t>
     </w:r>
+  </w:p>
+  <w:p>
+    <w:pPr>
+      <w:spacing w:after="40"/>
+    </w:pPr>
     <w:r>
       <w:rPr>
         <w:rFonts w:ascii="Calibri" w:cs="Calibri" w:eastAsia="Calibri" w:hAnsi="Calibri"/>
@@ -7314,10 +7306,7 @@
         <w:sz w:val="14"/>
         <w:szCs w:val="14"/>
       </w:rPr>
-      <w:fldChar w:fldCharType="begin"/>
-      <w:instrText xml:space="preserve">NUMPAGES</w:instrText>
-      <w:fldChar w:fldCharType="separate"/>
-      <w:fldChar w:fldCharType="end"/>
+      <w:t xml:space="preserve">Tel: 044-47740195 | Web: www.mhtsdigixr.com • www.koodaldigixs.com | Mob: +91 7358105995 |</w:t>
     </w:r>
   </w:p>
   <w:p>
@@ -7325,10 +7314,10 @@
       <w:rPr>
         <w:rFonts w:ascii="Calibri" w:cs="Calibri" w:eastAsia="Calibri" w:hAnsi="Calibri"/>
         <w:color w:val="6B7280"/>
-        <w:sz w:val="12"/>
-        <w:szCs w:val="12"/>
+        <w:sz w:val="14"/>
+        <w:szCs w:val="14"/>
       </w:rPr>
-      <w:t xml:space="preserve">No 4056, 5th Main Road, Ayyapakam, Chennai, Tamil Nadu, India – 600077  |  Tel: 044-47740195  |  Mob: +91 7358105995  |  www.mhtsdigixr.com  |  GSTIN: 33AMFPR8672L1Z</w:t>
+      <w:t xml:space="preserve">GSTIN: 33AMFPR8672L1Z |</w:t>
     </w:r>
   </w:p>
 </w:ftr>
@@ -7374,20 +7363,19 @@
 <file path=word/header1.xml><?xml version="1.0" encoding="utf-8"?>
 <w:hdr xmlns:wpc="http://schemas.microsoft.com/office/word/2010/wordprocessingCanvas" xmlns:mc="http://schemas.openxmlformats.org/markup-compatibility/2006" xmlns:o="urn:schemas-microsoft-com:office:office" xmlns:r="http://schemas.openxmlformats.org/officeDocument/2006/relationships" xmlns:m="http://schemas.openxmlformats.org/officeDocument/2006/math" xmlns:v="urn:schemas-microsoft-com:vml" xmlns:wp14="http://schemas.microsoft.com/office/word/2010/wordprocessingDrawing" xmlns:wp="http://schemas.openxmlformats.org/drawingml/2006/wordprocessingDrawing" xmlns:w10="urn:schemas-microsoft-com:office:word" xmlns:w="http://schemas.openxmlformats.org/wordprocessingml/2006/main" xmlns:w14="http://schemas.microsoft.com/office/word/2010/wordml" xmlns:w15="http://schemas.microsoft.com/office/word/2012/wordml" xmlns:wpg="http://schemas.microsoft.com/office/word/2010/wordprocessingGroup" xmlns:wpi="http://schemas.microsoft.com/office/word/2010/wordprocessingInk" xmlns:wne="http://schemas.microsoft.com/office/word/2006/wordml" xmlns:wps="http://schemas.microsoft.com/office/word/2010/wordprocessingShape" xmlns:cx="http://schemas.microsoft.com/office/drawing/2014/chartex" xmlns:cx1="http://schemas.microsoft.com/office/drawing/2015/9/8/chartex" xmlns:cx2="http://schemas.microsoft.com/office/drawing/2015/10/21/chartex" xmlns:cx3="http://schemas.microsoft.com/office/drawing/2016/5/9/chartex" xmlns:cx4="http://schemas.microsoft.com/office/drawing/2016/5/10/chartex" xmlns:cx5="http://schemas.microsoft.com/office/drawing/2016/5/11/chartex" xmlns:cx6="http://schemas.microsoft.com/office/drawing/2016/5/12/chartex" xmlns:cx7="http://schemas.microsoft.com/office/drawing/2016/5/13/chartex" xmlns:cx8="http://schemas.microsoft.com/office/drawing/2016/5/14/chartex" xmlns:w16cid="http://schemas.microsoft.com/office/word/2016/wordml/cid" xmlns:w16se="http://schemas.microsoft.com/office/word/2015/wordml/symex">
   <w:p>
-    <w:pPr>
-      <w:pBdr>
-        <w:bottom w:val="single" w:color="2563EB" w:sz="6" w:space="6"/>
-      </w:pBdr>
-      <w:tabs>
-        <w:tab w:val="right" w:pos="9026"/>
-      </w:tabs>
-      <w:spacing w:after="120"/>
-    </w:pPr>
     <w:r>
       <w:drawing>
-        <wp:inline distT="0" distB="0" distL="0" distR="0">
-          <wp:extent cx="857250" cy="533400"/>
+        <wp:anchor distT="0" distB="0" distL="0" distR="0" simplePos="0" allowOverlap="1" behindDoc="1" locked="0" layoutInCell="1" relativeHeight="3810000">
+          <wp:simplePos x="0" y="0"/>
+          <wp:positionH relativeFrom="page">
+            <wp:align>center</wp:align>
+          </wp:positionH>
+          <wp:positionV relativeFrom="page">
+            <wp:align>center</wp:align>
+          </wp:positionV>
+          <wp:extent cx="3810000" cy="3810000"/>
           <wp:effectExtent t="0" r="0" b="0" l="0"/>
+          <wp:wrapNone/>
           <wp:docPr id="1" name="" descr="" title=""/>
           <wp:cNvGraphicFramePr>
             <a:graphicFrameLocks xmlns:a="http://schemas.openxmlformats.org/drawingml/2006/main" noChangeAspect="1"/>
@@ -7411,7 +7399,7 @@
                 <pic:spPr bwMode="auto">
                   <a:xfrm>
                     <a:off x="0" y="0"/>
-                    <a:ext cx="857250" cy="533400"/>
+                    <a:ext cx="3810000" cy="3810000"/>
                   </a:xfrm>
                   <a:prstGeom prst="rect">
                     <a:avLst/>
@@ -7420,25 +7408,8 @@
               </pic:pic>
             </a:graphicData>
           </a:graphic>
-        </wp:inline>
+        </wp:anchor>
       </w:drawing>
-    </w:r>
-    <w:r>
-      <w:rPr>
-        <w:rFonts w:ascii="Calibri" w:cs="Calibri" w:eastAsia="Calibri" w:hAnsi="Calibri"/>
-      </w:rPr>
-      <w:t xml:space="preserve">	</w:t>
-    </w:r>
-    <w:r>
-      <w:rPr>
-        <w:rFonts w:ascii="Calibri" w:cs="Calibri" w:eastAsia="Calibri" w:hAnsi="Calibri"/>
-        <w:i/>
-        <w:iCs/>
-        <w:color w:val="6B7280"/>
-        <w:sz w:val="16"/>
-        <w:szCs w:val="16"/>
-      </w:rPr>
-      <w:t xml:space="preserve">Business Accounting • GST • Inventory • Payroll</w:t>
     </w:r>
   </w:p>
 </w:hdr>
